--- a/rapports/16_02_2026/Abdou_FAYE/coh_EQ14_sup_083204010011.docx
+++ b/rapports/16_02_2026/Abdou_FAYE/coh_EQ14_sup_083204010011.docx
@@ -25,7 +25,7 @@
         <w:br/>
         <w:t>Grappe: 083204010011</w:t>
         <w:br/>
-        <w:t>Date: 16/02/2026 a 12:40</w:t>
+        <w:t>Date: 16/02/2026 a 12:58</w:t>
       </w:r>
     </w:p>
     <w:p/>
@@ -8585,7 +8585,7 @@
         <w:br/>
         <w:t xml:space="preserve">- </w:t>
         <w:br/>
-        <w:t>- La section n'est pas renseignée pour AHMED DIENG, prière de la renseigner.</w:t>
+        <w:t>- La section n'est pas renseignée pour MASSAR DIENG, prière de la renseigner.</w:t>
       </w:r>
     </w:p>
     <w:p>

--- a/rapports/16_02_2026/Abdou_FAYE/coh_EQ14_sup_083204010011.docx
+++ b/rapports/16_02_2026/Abdou_FAYE/coh_EQ14_sup_083204010011.docx
@@ -25,7 +25,7 @@
         <w:br/>
         <w:t>Grappe: 083204010011</w:t>
         <w:br/>
-        <w:t>Date: 16/02/2026 a 12:58</w:t>
+        <w:t>Date: 16/02/2026 a 13:04</w:t>
       </w:r>
     </w:p>
     <w:p/>
@@ -487,7 +487,7 @@
           </w:tcPr>
           <w:p>
             <w:r>
-              <w:t>Section4c</w:t>
+              <w:t>Section0</w:t>
             </w:r>
           </w:p>
         </w:tc>
@@ -497,7 +497,7 @@
           </w:tcPr>
           <w:p>
             <w:r>
-              <w:t>Emploi - Activite secondaire</w:t>
+              <w:t>Identification et renseignements de controle</w:t>
             </w:r>
           </w:p>
         </w:tc>
@@ -1001,7 +1001,7 @@
         <w:rPr>
           <w:sz w:val="20"/>
         </w:rPr>
-        <w:t>- Attention ! Le prix unitaire d'achat (50 Fcfa) de Ail en Gousse (Moyen) est relativement faible par rapport aux autres prix observés dans cette zone. Prière de corriger ou de confirmer avec le QG. Avertissement!! La quantité (8 litre) du produit Huile de soja  consommée  par le ménage semble très élevé, prière de corriger ou confirmer avec le QG. Avertissement!!! Le ménage a consommé 14 Paquet Petit de Thé en sachet, cette quantité semble anormale pour une consommation des 7 derniers jours.Prière de corriger ou de confirmer avec le QG. Avertissement!! le prix unitaire (100 Fcfa) de Thé en sachet (unité: Paquet) de taille Petit est très faible ou élevé. Prière de corriger ou de confirmer avec le QG. Avertissement!!! Le ménage a consommé 28 Pièce Moyen de Capitaine frais, cette quantité semble anormale pour une consommation des 7 derniers jours.Prière de corriger ou de confirmer avec le QG. Avertissement!!!Le ménage a consommé 48 Cube de Moyen de Cube alimentaire (Maggi, Jumbo, )  ce qui semble incoherent pour une consommation aucours des 7 derniers jours, prière de verifier et corriger. Avertissement!!! Le ménage a consommé 48 Cube Moyen de Cube alimentaire (Maggi, Jumbo, ), cette quantité semble anormale pour une consommation des 7 derniers jours.Prière de corriger ou de confirmer avec le QG. Avertissement!!!Le ménage a consommé 49 miche de Moyen de Pain moderne (Baguette)  ce qui semble incoherent pour une consommation aucours des 7 derniers jours, prière de verifier et corriger. Incohérence!! Dans ce ménage, chaque individus consomme par jour 17.22607 Kg  de cereale; Prière de revoir les quantités prises de ces produits. Incohérence!! Dans ce ménage, chaque individus consomme par jour 17.22607 Kg  de cereale; Prière de revoir les quantités prises de ces produits. Incohérence!! Dans ce ménage, chaque individus consomme par jour 17.22607 Kg  de cereale; Prière de revoir les quantités prises de ces produits. Le prix d'achat unitaire (1 Fcfa) de Courge en Morceau (Portion) de taille Petit  est invraisemblable, prière de regarder les reponses prises dans les questions s07bq07a s07bq07b s07bq07c s07bq08 pour mieux corriger. Le prix d'achat unitaire (1000 Fcfa) de Sel en Sac (5 Kg) de taille taille unique est très faible, prière de regarder les reponses prises dans les questions s07bq07a s07bq07b s07bq07c s07bq08 pour mieux corriger.</w:t>
+        <w:t>- Attention ! Le prix unitaire d'achat (50 Fcfa) de Ail en Gousse (Moyen) est relativement faible par rapport aux autres prix observés dans cette zone. Prière de corriger ou de confirmer avec le QG. Attention ! Le prix unitaire d'achat (50 Fcfa) de Carotte en Pièce (Moyen) est relativement faible par rapport aux autres prix observés dans cette zone. Prière de corriger ou de confirmer avec le QG. Avertissement!! La quantité (8 litre) du produit Huile de soja  consommée  par le ménage semble très élevé, prière de corriger ou confirmer avec le QG. Avertissement!!! Le ménage a consommé 14 Paquet Petit de Thé en sachet, cette quantité semble anormale pour une consommation des 7 derniers jours.Prière de corriger ou de confirmer avec le QG. Avertissement!! le prix unitaire (100 Fcfa) de Thé en sachet (unité: Paquet) de taille Petit est très faible ou élevé. Prière de corriger ou de confirmer avec le QG. Avertissement!!! Le ménage a consommé 28 Pièce Moyen de Capitaine frais, cette quantité semble anormale pour une consommation des 7 derniers jours.Prière de corriger ou de confirmer avec le QG. Avertissement!!!Le ménage a consommé 48 Cube de Moyen de Cube alimentaire (Maggi, Jumbo, )  ce qui semble incoherent pour une consommation aucours des 7 derniers jours, prière de verifier et corriger. Avertissement!!! Le ménage a consommé 48 Cube Moyen de Cube alimentaire (Maggi, Jumbo, ), cette quantité semble anormale pour une consommation des 7 derniers jours.Prière de corriger ou de confirmer avec le QG. Avertissement!!!Le ménage a consommé 49 miche de Moyen de Pain moderne (Baguette)  ce qui semble incoherent pour une consommation aucours des 7 derniers jours, prière de verifier et corriger. Incohérence!! Dans ce ménage, chaque individus consomme par jour 32.34953 Kg  de cereale; Prière de revoir les quantités prises de ces produits. Incohérence!! Dans ce ménage, chaque individus consomme par jour 32.34953 Kg  de cereale; Prière de revoir les quantités prises de ces produits. Incohérence!! Dans ce ménage, chaque individus consomme par jour 32.34953 Kg  de cereale; Prière de revoir les quantités prises de ces produits. Le prix d'achat unitaire (1 Fcfa) de Courge en Morceau (Portion) de taille Petit  est invraisemblable, prière de regarder les reponses prises dans les questions s07bq07a s07bq07b s07bq07c s07bq08 pour mieux corriger. Le prix d'achat unitaire (1000 Fcfa) de Sel en Sac (5 Kg) de taille taille unique est très faible, prière de regarder les reponses prises dans les questions s07bq07a s07bq07b s07bq07c s07bq08 pour mieux corriger.</w:t>
       </w:r>
     </w:p>
     <w:p>
@@ -1108,8 +1108,6 @@
         <w:rPr>
           <w:sz w:val="20"/>
         </w:rPr>
-        <w:t xml:space="preserve">- Attention ! Antenne parabolique / décodeur a été revendu à 20000 Fcfa qui est relativement élevé par rapport aux autres prix de revente observés dans cette zone. Prière de corriger ou de confirmer avec le QG. </w:t>
-        <w:br/>
         <w:t xml:space="preserve">- Avertissement!!! Le prix d'achat (12000) de l'article  Foyers améliorés est inférieur aux prix de revente (15000)  avec l'âge du bien atteignant 1 ans. Prière de vérifier ou confirmer avec l'enquêté et mettre les bonnes valeurs après verification, s'il le faut. Attention ! Foyers améliorés a été revendu à 15000 Fcfa qui est relativement élevé par rapport aux autres prix de revente observés dans cette zone. Prière de corriger ou de confirmer avec le QG. </w:t>
         <w:br/>
         <w:t>- Avertissement!!! Le prix d'achat (8000) de l'article  Ventilateur sur pied est inférieur aux prix de revente (10000)  avec l'âge du bien atteignant 1 ans. Prière de vérifier ou confirmer avec l'enquêté et mettre les bonnes valeurs après verification, s'il le faut.</w:t>
@@ -1659,7 +1657,7 @@
         <w:rPr>
           <w:sz w:val="20"/>
         </w:rPr>
-        <w:t>- Attention ! Le prix unitaire d'achat (1000 Fcfa) de Aubergine sauvage  en Tas (Moyen) est relativement élevé par rapport aux autres prix observés dans cette zone. Prière de corriger ou de confirmer avec le QG. Attention ! Le prix unitaire d'achat (1000 Fcfa) de Poireau en Tas (Moyen) est relativement élevé par rapport aux autres prix observés dans cette zone. Prière de corriger ou de confirmer avec le QG. Attention ! Le prix unitaire d'achat (1500 Fcfa) de Choux en Tas (Moyen) est relativement élevé par rapport aux autres prix observés dans cette zone. Prière de corriger ou de confirmer avec le QG. Attention ! Le prix unitaire d'achat (1500 Fcfa) de Patate douce en Tas (Petit) est relativement élevé par rapport aux autres prix observés dans cette zone. Prière de corriger ou de confirmer avec le QG. Attention ! Le prix unitaire d'achat (1600 Fcfa) de Cube alimentaire (Maggi, Jumbo, ) en Paquet (Moyen) est relativement élevé par rapport aux autres prix observés dans cette zone. Prière de corriger ou de confirmer avec le QG. Attention ! Le prix unitaire d'achat (2500 Fcfa) de Pastèque en Pièce (Moyen) est relativement élevé par rapport aux autres prix observés dans cette zone. Prière de corriger ou de confirmer avec le QG. Attention ! Le prix unitaire d'achat (2500 Fcfa) de Sel en Sac (5 Kg) (taille unique) est relativement élevé par rapport aux autres prix observés dans cette zone. Prière de corriger ou de confirmer avec le QG. Avertissement!! La quantité (5 litre) du produit Huile de soja  consommée  par le ménage semble très élevé, prière de corriger ou confirmer avec le QG. Avertissement!! le prix unitaire (50 Fcfa) de Thé en sachet (unité: Sachets) de taille Très grand est très faible ou élevé. Prière de corriger ou de confirmer avec le QG. Incohérence!! Dans ce ménage, chaque individus consomme par jour 38.91857 Kg  de cereale; Prière de revoir les quantités prises de ces produits. Incohérence!! Dans ce ménage, chaque individus consomme par jour 38.91857 Kg  de cereale; Prière de revoir les quantités prises de ces produits. Incohérence!! Dans ce ménage, chaque individus consomme par jour 38.91857 Kg  de cereale; Prière de revoir les quantités prises de ces produits. Incohérence!! Dans ce ménage, chaque individus consomme par jour 38.91857 Kg  de cereale; Prière de revoir les quantités prises de ces produits. Incohérence!! Dans ce ménage, chaque individus consomme par jour 38.91857 Kg  de cereale; Prière de revoir les quantités prises de ces produits.</w:t>
+        <w:t>- Attention ! Le prix unitaire d'achat (1000 Fcfa) de Aubergine sauvage  en Tas (Moyen) est relativement élevé par rapport aux autres prix observés dans cette zone. Prière de corriger ou de confirmer avec le QG. Attention ! Le prix unitaire d'achat (1000 Fcfa) de Poireau en Tas (Moyen) est relativement élevé par rapport aux autres prix observés dans cette zone. Prière de corriger ou de confirmer avec le QG. Attention ! Le prix unitaire d'achat (1000 Fcfa) de Pâte d'arachide en Sachets (Moyen) est relativement élevé par rapport aux autres prix observés dans cette zone. Prière de corriger ou de confirmer avec le QG. Attention ! Le prix unitaire d'achat (1500 Fcfa) de Choux en Tas (Moyen) est relativement élevé par rapport aux autres prix observés dans cette zone. Prière de corriger ou de confirmer avec le QG. Attention ! Le prix unitaire d'achat (1500 Fcfa) de Patate douce en Tas (Petit) est relativement élevé par rapport aux autres prix observés dans cette zone. Prière de corriger ou de confirmer avec le QG. Attention ! Le prix unitaire d'achat (2500 Fcfa) de Pastèque en Pièce (Moyen) est relativement élevé par rapport aux autres prix observés dans cette zone. Prière de corriger ou de confirmer avec le QG. Attention ! Le prix unitaire d'achat (2500 Fcfa) de Sel en Sac (5 Kg) (taille unique) est relativement élevé par rapport aux autres prix observés dans cette zone. Prière de corriger ou de confirmer avec le QG. Avertissement!! La quantité (5 litre) du produit Huile de soja  consommée  par le ménage semble très élevé, prière de corriger ou confirmer avec le QG. Attention ! Le prix unitaire d'achat (5500 Fcfa) de Huile de soja  en Bouteille 5l (taille unique) est relativement faible par rapport aux autres prix observés dans cette zone. Prière de corriger ou de confirmer avec le QG. Avertissement!! le prix unitaire (50 Fcfa) de Thé en sachet (unité: Sachets) de taille Très grand est très faible ou élevé. Prière de corriger ou de confirmer avec le QG. Incohérence!! Dans ce ménage, chaque individus consomme par jour 62.82163 Kg  de cereale; Prière de revoir les quantités prises de ces produits. Incohérence!! Dans ce ménage, chaque individus consomme par jour 62.82163 Kg  de cereale; Prière de revoir les quantités prises de ces produits. Incohérence!! Dans ce ménage, chaque individus consomme par jour 62.82163 Kg  de cereale; Prière de revoir les quantités prises de ces produits. Incohérence!! Dans ce ménage, chaque individus consomme par jour 62.82163 Kg  de cereale; Prière de revoir les quantités prises de ces produits. Incohérence!! Dans ce ménage, chaque individus consomme par jour 62.82163 Kg  de cereale; Prière de revoir les quantités prises de ces produits.</w:t>
       </w:r>
     </w:p>
     <w:p>
@@ -2200,7 +2198,7 @@
         <w:rPr>
           <w:sz w:val="20"/>
         </w:rPr>
-        <w:t>- Attention ! Le prix unitaire d'achat (1000 Fcfa) de Piment frais en Sachets (Moyen) est relativement élevé par rapport aux autres prix observés dans cette zone. Prière de corriger ou de confirmer avec le QG. Attention ! Le prix unitaire d'achat (250 Fcfa) de Sel en Sachets (Moyen) est relativement élevé par rapport aux autres prix observés dans cette zone. Prière de corriger ou de confirmer avec le QG. Attention ! Le prix unitaire d'achat (2500 Fcfa) de Café moulu en Sachets (Moyen) est relativement élevé par rapport aux autres prix observés dans cette zone. Prière de corriger ou de confirmer avec le QG. Attention ! Le prix unitaire d'achat (300 Fcfa) de Poivron frais en Kg (taille unique) est relativement faible par rapport aux autres prix observés dans cette zone. Prière de corriger ou de confirmer avec le QG. Attention ! Soupçons de quantité anormale! Le ménage de ABDOULAYE BA ( dit Baïdy Ba ) avec une taille de 5 personnes a consommé 14 Pièce en Moyen de Aubergine sauvage  qui est relativement élevé comme consommation par rapport à la condition de vie des autres ménages de même taille dans cette zone. Prière de corriger ou de confirmer avec le QG. Attention ! Soupçons de quantité anormale! Le ménage de ABDOULAYE BA ( dit Baïdy Ba ) avec une taille de 5 personnes a consommé 14 Pièce en Moyen de Carotte qui est relativement élevé comme consommation par rapport à la condition de vie des autres ménages de même taille dans cette zone. Prière de corriger ou de confirmer avec le QG. Avertissement!! La quantité (5 litre) du produit Huile de soja  consommée  par le ménage semble très élevé, prière de corriger ou confirmer avec le QG. Avertissement!!! Le ménage a consommé 7 Paquet Petit de Thé en sachet, cette quantité semble anormale pour une consommation des 7 derniers jours.Prière de corriger ou de confirmer avec le QG. Avertissement!! le prix unitaire (125 Fcfa) de Thé en sachet (unité: Paquet) de taille Petit est très faible ou élevé. Prière de corriger ou de confirmer avec le QG. Avertissement!!! Le ménage a consommé 9 Pièce Petit de Capitaine frais, cette quantité semble anormale pour une consommation des 7 derniers jours.Prière de corriger ou de confirmer avec le QG. Incohérence!! Dans ce ménage, chaque individus consomme par jour 45.25 Kg  de cereale; Prière de revoir les quantités prises de ces produits. Incohérence!! Dans ce ménage, chaque individus consomme par jour 45.25 Kg  de cereale; Prière de revoir les quantités prises de ces produits.</w:t>
+        <w:t>- Attention ! Le prix unitaire d'achat (1000 Fcfa) de Piment frais en Sachets (Moyen) est relativement élevé par rapport aux autres prix observés dans cette zone. Prière de corriger ou de confirmer avec le QG. Attention ! Le prix unitaire d'achat (1000 Fcfa) de Vinaigre de vin en Bouteille 1l (taille unique) est relativement élevé par rapport aux autres prix observés dans cette zone. Prière de corriger ou de confirmer avec le QG. Attention ! Le prix unitaire d'achat (250 Fcfa) de Sel en Sachets (Moyen) est relativement élevé par rapport aux autres prix observés dans cette zone. Prière de corriger ou de confirmer avec le QG. Attention ! Le prix unitaire d'achat (2500 Fcfa) de Café moulu en Sachets (Moyen) est relativement élevé par rapport aux autres prix observés dans cette zone. Prière de corriger ou de confirmer avec le QG. Attention ! Le prix unitaire d'achat (300 Fcfa) de Poivron frais en Kg (taille unique) est relativement faible par rapport aux autres prix observés dans cette zone. Prière de corriger ou de confirmer avec le QG. Attention ! Soupçons de quantité anormale! Le ménage de ABDOULAYE BA ( dit Baïdy Ba ) avec une taille de 5 personnes a consommé 14 Pièce en Moyen de Aubergine sauvage  qui est relativement élevé comme consommation par rapport à la condition de vie des autres ménages de même taille dans cette zone. Prière de corriger ou de confirmer avec le QG. Attention ! Soupçons de quantité anormale! Le ménage de ABDOULAYE BA ( dit Baïdy Ba ) avec une taille de 5 personnes a consommé 14 Pièce en Moyen de Carotte qui est relativement élevé comme consommation par rapport à la condition de vie des autres ménages de même taille dans cette zone. Prière de corriger ou de confirmer avec le QG. Avertissement!! La quantité (5 litre) du produit Huile de soja  consommée  par le ménage semble très élevé, prière de corriger ou confirmer avec le QG. Avertissement!!! Le ménage a consommé 7 Paquet Petit de Thé en sachet, cette quantité semble anormale pour une consommation des 7 derniers jours.Prière de corriger ou de confirmer avec le QG. Avertissement!! le prix unitaire (125 Fcfa) de Thé en sachet (unité: Paquet) de taille Petit est très faible ou élevé. Prière de corriger ou de confirmer avec le QG. Avertissement!!! Le ménage a consommé 9 Pièce Petit de Capitaine frais, cette quantité semble anormale pour une consommation des 7 derniers jours.Prière de corriger ou de confirmer avec le QG. Incohérence!! Dans ce ménage, chaque individus consomme par jour 76.57857 Kg  de cereale; Prière de revoir les quantités prises de ces produits. Incohérence!! Dans ce ménage, chaque individus consomme par jour 76.57857 Kg  de cereale; Prière de revoir les quantités prises de ces produits.</w:t>
       </w:r>
     </w:p>
     <w:p>
@@ -2705,6 +2703,27 @@
           <w:color w:val="4672C4"/>
           <w:sz w:val="22"/>
         </w:rPr>
+        <w:t>&gt;&gt; Section0 - Identification et renseignements de controle</w:t>
+      </w:r>
+    </w:p>
+    <w:p>
+      <w:pPr>
+        <w:ind w:left="283"/>
+      </w:pPr>
+      <w:r>
+        <w:rPr>
+          <w:sz w:val="20"/>
+        </w:rPr>
+        <w:t>- Vous avez declaré que le questionnaire est complètement fini mais le questionnaire est en statut partiel, prière de mettre le questionnaire en statut complet s'il est fini.</w:t>
+      </w:r>
+    </w:p>
+    <w:p>
+      <w:r>
+        <w:rPr>
+          <w:b/>
+          <w:color w:val="4672C4"/>
+          <w:sz w:val="22"/>
+        </w:rPr>
         <w:t>&gt;&gt; Section1 - Caracteristiques des membres</w:t>
       </w:r>
     </w:p>
@@ -2799,7 +2818,7 @@
         <w:rPr>
           <w:sz w:val="20"/>
         </w:rPr>
-        <w:t>- Attention ! Le prix unitaire d'achat (150 Fcfa) de Ail en Gousse (Moyen) est relativement élevé par rapport aux autres prix observés dans cette zone. Prière de corriger ou de confirmer avec le QG. Avertissement!! La quantité (7 litre) du produit Huile de palme raffinée consommée  par le ménage semble très élevé, prière de corriger ou confirmer avec le QG. Avertissement!! le prix unitaire (125 Fcfa) de Thé en sachet (unité: Sachets) de taille Moyen est très faible ou élevé. Prière de corriger ou de confirmer avec le QG. Attention ! Le prix unitaire d'achat (125 Fcfa) de Thé en sachet en Sachets (Moyen) est relativement faible par rapport aux autres prix observés dans cette zone. Prière de corriger ou de confirmer avec le QG. Incohérence!! Dans ce ménage, chaque individus consomme par jour 37.44191 Kg  de cereale; Prière de revoir les quantités prises de ces produits. Incohérence!! Dans ce ménage, chaque individus consomme par jour 37.44191 Kg  de cereale; Prière de revoir les quantités prises de ces produits. Le prix d'achat unitaire (300 Fcfa) de Sel en Sac (5 Kg) de taille taille unique est très faible, prière de regarder les reponses prises dans les questions s07bq07a s07bq07b s07bq07c s07bq08 pour mieux corriger.</w:t>
+        <w:t>- Attention ! Le prix unitaire d'achat (150 Fcfa) de Ail en Gousse (Moyen) est relativement élevé par rapport aux autres prix observés dans cette zone. Prière de corriger ou de confirmer avec le QG. Avertissement!! La quantité (7 litre) du produit Huile de palme raffinée consommée  par le ménage semble très élevé, prière de corriger ou confirmer avec le QG. Avertissement!! le prix unitaire (125 Fcfa) de Thé en sachet (unité: Sachets) de taille Moyen est très faible ou élevé. Prière de corriger ou de confirmer avec le QG. Incohérence!! Dans ce ménage, chaque individus consomme par jour 66.18857 Kg  de cereale; Prière de revoir les quantités prises de ces produits. Incohérence!! Dans ce ménage, chaque individus consomme par jour 66.18857 Kg  de cereale; Prière de revoir les quantités prises de ces produits. Le prix d'achat unitaire (300 Fcfa) de Sel en Sac (5 Kg) de taille taille unique est très faible, prière de regarder les reponses prises dans les questions s07bq07a s07bq07b s07bq07c s07bq08 pour mieux corriger.</w:t>
       </w:r>
     </w:p>
     <w:p>
@@ -3436,7 +3455,7 @@
         <w:rPr>
           <w:sz w:val="20"/>
         </w:rPr>
-        <w:t>- Attention ! Le prix unitaire d'achat (200 Fcfa) de Soumbala (moutarde africaine) en Sachets (Petit) est relativement élevé par rapport aux autres prix observés dans cette zone. Prière de corriger ou de confirmer avec le QG. Avertissement!! La quantité (6 litre) du produit Huile de soja  consommée  par le ménage semble très élevé, prière de corriger ou confirmer avec le QG. Avertissement!! le prix unitaire (500 Fcfa) de Thé en sachet (unité: Sachets) de taille Moyen est très faible ou élevé. Prière de corriger ou de confirmer avec le QG. Avertissement!!! Le ménage a consommé 14 Kg taille unique de Sucre en poudre , cette quantité semble anormale pour une consommation des 7 derniers jours.Prière de corriger ou de confirmer avec le QG. Avertissement!!! Le ménage a consommé 20 Paquet Petit de Chocolat pâte à tartiner, cette quantité semble anormale pour une consommation des 7 derniers jours.Prière de corriger ou de confirmer avec le QG. Avertissement!!! Le ménage a consommé 26 Morceau (Portion) Petit de Carpe frais, cette quantité semble anormale pour une consommation des 7 derniers jours.Prière de corriger ou de confirmer avec le QG. Incohérence!! Dans ce ménage, chaque individus consomme par jour 16.23633 Kg  de cereale; Prière de revoir les quantités prises de ces produits.</w:t>
+        <w:t>- Attention ! Le prix unitaire d'achat (200 Fcfa) de Soumbala (moutarde africaine) en Sachets (Petit) est relativement élevé par rapport aux autres prix observés dans cette zone. Prière de corriger ou de confirmer avec le QG. Avertissement!! La quantité (6 litre) du produit Huile de soja  consommée  par le ménage semble très élevé, prière de corriger ou confirmer avec le QG. Avertissement!! le prix unitaire (500 Fcfa) de Thé en sachet (unité: Sachets) de taille Moyen est très faible ou élevé. Prière de corriger ou de confirmer avec le QG. Avertissement!!! Le ménage a consommé 14 Kg taille unique de Sucre en poudre , cette quantité semble anormale pour une consommation des 7 derniers jours.Prière de corriger ou de confirmer avec le QG. Avertissement!!! Le ménage a consommé 20 Paquet Petit de Chocolat pâte à tartiner, cette quantité semble anormale pour une consommation des 7 derniers jours.Prière de corriger ou de confirmer avec le QG. Avertissement!!! Le ménage a consommé 26 Morceau (Portion) Petit de Carpe frais, cette quantité semble anormale pour une consommation des 7 derniers jours.Prière de corriger ou de confirmer avec le QG. Incohérence!! Dans ce ménage, chaque individus consomme par jour 30.78092 Kg  de cereale; Prière de revoir les quantités prises de ces produits.</w:t>
       </w:r>
     </w:p>
     <w:p>
@@ -3547,13 +3566,13 @@
         <w:rPr>
           <w:sz w:val="20"/>
         </w:rPr>
-        <w:t xml:space="preserve">- Avertissement!! La parcelle a comme nom (Parcelle  1navet) qui ne semble pas être un bon nom ou contient des lettres, prière de mettre le vrai nom de la parcelle. La quantité de fumure appliquée dans la parcelle Parcelle  1navet est de 100 Kg qui semble élevé ou ne sait pas, prière de fournir d'effort pour estimer la quantité afin de corriger. La quantité d'utilisation d'urée dans la parcelle Parcelle  1navet est de 100 Kilogramme et semble élevé, prière de corriger. Le document légal (titre, acte, certificat etc. ) qui affirme votre possession de la parcelle Parcelle  1navet est  et semble exister dans les modalités, prière de prendre attache avec le QG pour plus d'explication afin de la classer bien. </w:t>
+        <w:t xml:space="preserve">- Avertissement!! Le champs a comme nom (Champs:1) qui ne semble pas être un bon nom ou contient des lettres, prière de mettre le vrai nom du champs. Avertissement!! La parcelle a comme nom (Parcelle 1) qui ne semble pas être un bon nom ou contient des lettres, prière de mettre le vrai nom de la parcelle. La quantité de fumure appliquée dans la parcelle Parcelle 1 est de 10000 Kg qui semble élevé ou ne sait pas, prière de fournir d'effort pour estimer la quantité afin de corriger. La quantité d'utilisation d'urée dans la parcelle Parcelle 1 est de 100 Kilogramme et semble élevé, prière de corriger. Le nombre de jours total de la main-d'oeuvre non-familiale sur cette parcelle Parcelle 1 au cours de la campagne pour la période de préparation du sol (labour) est de 18 jours qui semble faible ou élevé. Merci de corriger. Le salaire total payé de toutes catégories confondues par le ménage MAMADOU TOURÉ ( AHMED TOURE sur la pièce d'identité) pour la main-d'oeuvre non-familiale sur la parcelle Parcelle 1 au cours de la campagne pour la période de préparation du sol (labour) et des semis est de 325000 qui semble élevé ou faible. Merci de corriger. Le nombre de jours total de la main-d'oeuvre non-familiale sur cette parcelle Parcelle 1 au cours de la campagne pour la période d'entretien du sol (sarclage, etc.) est de 30 jours qui semble faible ou élevé. Merci de corriger. Le salaire total payé de toutes catégories confondues par le ménage MAMADOU TOURÉ ( AHMED TOURE sur la pièce d'identité) pour la main-d'oeuvre non-familiale sur la parcelle Parcelle 1 au cours de la campagne pour la période d'entretien du sol (sarclage, etc.) est de 150000 qui semble élevé ou faible. Merci de corriger. Le nombre de jours total de la main-d'oeuvre non-familiale sur cette parcelle Parcelle 1 au cours de la campagne pour la période des récoltes est de 45 jours qui semble faible ou élevé. Merci de corriger. Le salaire total payé de toutes catégories confondues par le ménage MAMADOU TOURÉ ( AHMED TOURE sur la pièce d'identité) pour la main-d'oeuvre non-familiale sur la parcelle Parcelle 1 au cours de la campagne pour la période des récoltes est de 150000 qui semble élevé ou faible. Merci de corriger. Le document légal (titre, acte, certificat etc. ) qui affirme votre possession de la parcelle Parcelle 1 est  et semble exister dans les modalités, prière de prendre attache avec le QG pour plus d'explication afin de la classer bien. </w:t>
         <w:br/>
-        <w:t xml:space="preserve">- Avertissement!! La parcelle a comme nom (Parcelle  1navet) qui ne semble pas être un bon nom ou contient des lettres, prière de mettre le vrai nom de la parcelle. La superficie de la parcelle Parcelle  1navet selon l'exploitant est de 18.82 Mètre Carré (m^2) qui semble faible ou l'estimation ne semble pas bonne. Prière de corriger. La quantité de fumure appliquée dans la parcelle Parcelle  1navet est de 150 Kg qui semble élevé ou ne sait pas, prière de fournir d'effort pour estimer la quantité afin de corriger. La quantité d'utilisation d'urée dans la parcelle Parcelle  1navet est de 100 Kilogramme et semble élevé, prière de corriger. La superficie de la parcelle Parcelle  1navet selon les mesures GPS est de .0018 hectare qui semble élevé ou faible, prière de corriger. Le document légal (titre, acte, certificat etc. ) qui affirme votre possession de la parcelle Parcelle  1navet est  et semble exister dans les modalités, prière de prendre attache avec le QG pour plus d'explication afin de la classer bien. </w:t>
+        <w:t xml:space="preserve">- Avertissement!! Le champs a comme nom (Champs:1) qui ne semble pas être un bon nom ou contient des lettres, prière de mettre le vrai nom du champs. Avertissement!! La parcelle a comme nom (Parcelle:1) qui ne semble pas être un bon nom ou contient des lettres, prière de mettre le vrai nom de la parcelle. La quantité de fumure appliquée dans la parcelle Parcelle:1 est de 100 Kg qui semble élevé ou ne sait pas, prière de fournir d'effort pour estimer la quantité afin de corriger. La quantité d'utilisation d'urée dans la parcelle Parcelle:1 est de 100 Kilogramme et semble élevé, prière de corriger. Le document légal (titre, acte, certificat etc. ) qui affirme votre possession de la parcelle Parcelle:1 est  et semble exister dans les modalités, prière de prendre attache avec le QG pour plus d'explication afin de la classer bien. </w:t>
         <w:br/>
-        <w:t xml:space="preserve">- Avertissement!! La parcelle a comme nom (Parcelle 1) qui ne semble pas être un bon nom ou contient des lettres, prière de mettre le vrai nom de la parcelle. La quantité de fumure appliquée dans la parcelle Parcelle 1 est de 10000 Kg qui semble élevé ou ne sait pas, prière de fournir d'effort pour estimer la quantité afin de corriger. La quantité d'utilisation d'urée dans la parcelle Parcelle 1 est de 100 Kilogramme et semble élevé, prière de corriger. Le nombre de jours total de la main-d'oeuvre non-familiale sur cette parcelle Parcelle 1 au cours de la campagne pour la période de préparation du sol (labour) est de 18 jours qui semble faible ou élevé. Merci de corriger. Le salaire total payé de toutes catégories confondues par le ménage MAMADOU TOURÉ ( AHMED TOURE sur la pièce d'identité) pour la main-d'oeuvre non-familiale sur la parcelle Parcelle 1 au cours de la campagne pour la période de préparation du sol (labour) et des semis est de 325000 qui semble élevé ou faible. Merci de corriger. Le nombre de jours total de la main-d'oeuvre non-familiale sur cette parcelle Parcelle 1 au cours de la campagne pour la période d'entretien du sol (sarclage, etc.) est de 30 jours qui semble faible ou élevé. Merci de corriger. Le salaire total payé de toutes catégories confondues par le ménage MAMADOU TOURÉ ( AHMED TOURE sur la pièce d'identité) pour la main-d'oeuvre non-familiale sur la parcelle Parcelle 1 au cours de la campagne pour la période d'entretien du sol (sarclage, etc.) est de 150000 qui semble élevé ou faible. Merci de corriger. Le nombre de jours total de la main-d'oeuvre non-familiale sur cette parcelle Parcelle 1 au cours de la campagne pour la période des récoltes est de 45 jours qui semble faible ou élevé. Merci de corriger. Le salaire total payé de toutes catégories confondues par le ménage MAMADOU TOURÉ ( AHMED TOURE sur la pièce d'identité) pour la main-d'oeuvre non-familiale sur la parcelle Parcelle 1 au cours de la campagne pour la période des récoltes est de 150000 qui semble élevé ou faible. Merci de corriger. Le document légal (titre, acte, certificat etc. ) qui affirme votre possession de la parcelle Parcelle 1 est  et semble exister dans les modalités, prière de prendre attache avec le QG pour plus d'explication afin de la classer bien. </w:t>
+        <w:t xml:space="preserve">- Avertissement!! Le champs a comme nom (Champs:1) qui ne semble pas être un bon nom ou contient des lettres, prière de mettre le vrai nom du champs. Avertissement!! La parcelle a comme nom (Parcelle:1) qui ne semble pas être un bon nom ou contient des lettres, prière de mettre le vrai nom de la parcelle. La superficie de la parcelle Parcelle:1 selon l'exploitant est de 18.82 Mètre Carré (m^2) qui semble faible ou l'estimation ne semble pas bonne. Prière de corriger. La quantité de fumure appliquée dans la parcelle Parcelle:1 est de 150 Kg qui semble élevé ou ne sait pas, prière de fournir d'effort pour estimer la quantité afin de corriger. La quantité d'utilisation d'urée dans la parcelle Parcelle:1 est de 100 Kilogramme et semble élevé, prière de corriger. La superficie de la parcelle Parcelle:1 selon les mesures GPS est de .0018 hectare qui semble élevé ou faible, prière de corriger. Le document légal (titre, acte, certificat etc. ) qui affirme votre possession de la parcelle Parcelle:1 est  et semble exister dans les modalités, prière de prendre attache avec le QG pour plus d'explication afin de la classer bien. </w:t>
         <w:br/>
-        <w:t>- Avertissement!! La parcelle a comme nom (parcelle 2 carotte) qui ne semble pas être un bon nom ou contient des lettres, prière de mettre le vrai nom de la parcelle. Le salaire total payé de toutes catégories confondues par le ménage MAMADOU TOURÉ ( AHMED TOURE sur la pièce d'identité) pour la main-d'oeuvre non-familiale sur la parcelle parcelle 2 carotte au cours de la campagne pour la période de préparation du sol (labour) et des semis est de 160000 qui semble élevé ou faible. Merci de corriger. Le nombre de jours total de la main-d'oeuvre non-familiale sur cette parcelle parcelle 2 carotte au cours de la campagne pour la période d'entretien du sol (sarclage, etc.) est de 30 jours qui semble faible ou élevé. Merci de corriger. Le salaire total payé de toutes catégories confondues par le ménage MAMADOU TOURÉ ( AHMED TOURE sur la pièce d'identité) pour la main-d'oeuvre non-familiale sur la parcelle parcelle 2 carotte au cours de la campagne pour la période d'entretien du sol (sarclage, etc.) est de 150000 qui semble élevé ou faible. Merci de corriger. Le document légal (titre, acte, certificat etc. ) qui affirme votre possession de la parcelle parcelle 2 carotte est  et semble exister dans les modalités, prière de prendre attache avec le QG pour plus d'explication afin de la classer bien.</w:t>
+        <w:t>- Avertissement!! Le champs a comme nom (Champs:1) qui ne semble pas être un bon nom ou contient des lettres, prière de mettre le vrai nom du champs. Avertissement!! La parcelle a comme nom (parcelle 2 carotte) qui ne semble pas être un bon nom ou contient des lettres, prière de mettre le vrai nom de la parcelle. Le salaire total payé de toutes catégories confondues par le ménage MAMADOU TOURÉ ( AHMED TOURE sur la pièce d'identité) pour la main-d'oeuvre non-familiale sur la parcelle parcelle 2 carotte au cours de la campagne pour la période de préparation du sol (labour) et des semis est de 160000 qui semble élevé ou faible. Merci de corriger. Le nombre de jours total de la main-d'oeuvre non-familiale sur cette parcelle parcelle 2 carotte au cours de la campagne pour la période d'entretien du sol (sarclage, etc.) est de 30 jours qui semble faible ou élevé. Merci de corriger. Le salaire total payé de toutes catégories confondues par le ménage MAMADOU TOURÉ ( AHMED TOURE sur la pièce d'identité) pour la main-d'oeuvre non-familiale sur la parcelle parcelle 2 carotte au cours de la campagne pour la période d'entretien du sol (sarclage, etc.) est de 150000 qui semble élevé ou faible. Merci de corriger. Le document légal (titre, acte, certificat etc. ) qui affirme votre possession de la parcelle parcelle 2 carotte est  et semble exister dans les modalités, prière de prendre attache avec le QG pour plus d'explication afin de la classer bien.</w:t>
       </w:r>
     </w:p>
     <w:p>
@@ -3976,6 +3995,27 @@
           <w:color w:val="4672C4"/>
           <w:sz w:val="22"/>
         </w:rPr>
+        <w:t>&gt;&gt; Section0 - Identification et renseignements de controle</w:t>
+      </w:r>
+    </w:p>
+    <w:p>
+      <w:pPr>
+        <w:ind w:left="283"/>
+      </w:pPr>
+      <w:r>
+        <w:rPr>
+          <w:sz w:val="20"/>
+        </w:rPr>
+        <w:t>- Vous avez declaré que le questionnaire est complètement fini mais le questionnaire est en statut partiel, prière de mettre le questionnaire en statut complet s'il est fini.</w:t>
+      </w:r>
+    </w:p>
+    <w:p>
+      <w:r>
+        <w:rPr>
+          <w:b/>
+          <w:color w:val="4672C4"/>
+          <w:sz w:val="22"/>
+        </w:rPr>
         <w:t>&gt;&gt; Section1 - Caracteristiques des membres</w:t>
       </w:r>
     </w:p>
@@ -4099,7 +4139,7 @@
         <w:rPr>
           <w:sz w:val="20"/>
         </w:rPr>
-        <w:t>- Attention ! Le prix unitaire d'achat (1250 Fcfa) de Pastèque en Pièce (Moyen) est relativement élevé par rapport aux autres prix observés dans cette zone. Prière de corriger ou de confirmer avec le QG. Attention ! Le prix unitaire d'achat (150 Fcfa) de Ail en Gousse (Moyen) est relativement élevé par rapport aux autres prix observés dans cette zone. Prière de corriger ou de confirmer avec le QG. Attention ! Le prix unitaire d'achat (150 Fcfa) de Courge en Morceau (Portion) (Moyen) est relativement élevé par rapport aux autres prix observés dans cette zone. Prière de corriger ou de confirmer avec le QG. Avertissement!! La quantité (7 litre) du produit Huile de palme raffinée consommée  par le ménage semble très élevé, prière de corriger ou confirmer avec le QG. Avertissement!!! Le ménage a consommé 7 Paquet Petit de Thé en sachet, cette quantité semble anormale pour une consommation des 7 derniers jours.Prière de corriger ou de confirmer avec le QG. Avertissement!! le prix unitaire (150 Fcfa) de Thé en sachet (unité: Paquet) de taille Petit est très faible ou élevé. Prière de corriger ou de confirmer avec le QG. Incohérence!! Dans ce ménage, chaque individus consomme par jour 22.0613 Kg  de cereale; Prière de revoir les quantités prises de ces produits. Incohérence!! Dans ce ménage, chaque individus consomme par jour 22.0613 Kg  de cereale; Prière de revoir les quantités prises de ces produits. Incohérence!! Dans ce ménage, chaque individus consomme par jour 22.0613 Kg  de cereale; Prière de revoir les quantités prises de ces produits. Le prix d'achat unitaire (500 Fcfa) de Sel en Sac (5 Kg) de taille taille unique est très faible, prière de regarder les reponses prises dans les questions s07bq07a s07bq07b s07bq07c s07bq08 pour mieux corriger.</w:t>
+        <w:t>- Attention ! Le prix unitaire d'achat (1250 Fcfa) de Pastèque en Pièce (Moyen) est relativement élevé par rapport aux autres prix observés dans cette zone. Prière de corriger ou de confirmer avec le QG. Attention ! Le prix unitaire d'achat (150 Fcfa) de Ail en Gousse (Moyen) est relativement élevé par rapport aux autres prix observés dans cette zone. Prière de corriger ou de confirmer avec le QG. Attention ! Le prix unitaire d'achat (150 Fcfa) de Courge en Morceau (Portion) (Moyen) est relativement élevé par rapport aux autres prix observés dans cette zone. Prière de corriger ou de confirmer avec le QG. Avertissement!! La quantité (7 litre) du produit Huile de palme raffinée consommée  par le ménage semble très élevé, prière de corriger ou confirmer avec le QG. Avertissement!!! Le ménage a consommé 7 Paquet Petit de Thé en sachet, cette quantité semble anormale pour une consommation des 7 derniers jours.Prière de corriger ou de confirmer avec le QG. Avertissement!! le prix unitaire (150 Fcfa) de Thé en sachet (unité: Paquet) de taille Petit est très faible ou élevé. Prière de corriger ou de confirmer avec le QG. Incohérence!! Dans ce ménage, chaque individus consomme par jour 35.78 Kg  de cereale; Prière de revoir les quantités prises de ces produits. Incohérence!! Dans ce ménage, chaque individus consomme par jour 35.78 Kg  de cereale; Prière de revoir les quantités prises de ces produits. Incohérence!! Dans ce ménage, chaque individus consomme par jour 35.78 Kg  de cereale; Prière de revoir les quantités prises de ces produits. Le prix d'achat unitaire (500 Fcfa) de Sel en Sac (5 Kg) de taille taille unique est très faible, prière de regarder les reponses prises dans les questions s07bq07a s07bq07b s07bq07c s07bq08 pour mieux corriger.</w:t>
       </w:r>
     </w:p>
     <w:p>
@@ -4706,7 +4746,7 @@
         <w:rPr>
           <w:sz w:val="20"/>
         </w:rPr>
-        <w:t>- Avertissement!!! Le ménage a consommé 2 Carton Moyen de Thé en sachet, cette quantité semble anormale pour une consommation des 7 derniers jours.Les ménages consomment géneralement en sachet ou en paquet, prière de corriger ou de confirmer avec le QG. Avertissement!!! Le ménage a consommé 2 Carton Moyen de Thé en sachet. Difficile de consommer ce produit avec cette unité. Prière de verifier et corriger. Avertissement!!  le prix unitaire (1000 Fcfa) de Thé en sachet en Carton de taille Moyen est très faible ou élevé. Prière de corriger ou de confirmer avec le QG. Le Thé en sachet n'est généralement pas vendu en Carton de taille Moyen mais plutôt en paquet prière de confirmer cette information auprès de l'enqueté et corriger si nécessaire. Incohérence!! Dans ce ménage, chaque individus consomme par jour 26.47314 Kg  de cereale; Prière de revoir les quantités prises de ces produits. Incohérence!! Dans ce ménage, chaque individus consomme par jour 26.47314 Kg  de cereale; Prière de revoir les quantités prises de ces produits.</w:t>
+        <w:t>- Avertissement!!! Le ménage a consommé 2 Carton Moyen de Thé en sachet, cette quantité semble anormale pour une consommation des 7 derniers jours.Les ménages consomment géneralement en sachet ou en paquet, prière de corriger ou de confirmer avec le QG. Avertissement!!! Le ménage a consommé 2 Carton Moyen de Thé en sachet. Difficile de consommer ce produit avec cette unité. Prière de verifier et corriger. Avertissement!!  le prix unitaire (1000 Fcfa) de Thé en sachet en Carton de taille Moyen est très faible ou élevé. Prière de corriger ou de confirmer avec le QG. Le Thé en sachet n'est généralement pas vendu en Carton de taille Moyen mais plutôt en paquet prière de confirmer cette information auprès de l'enqueté et corriger si nécessaire. Incohérence!! Dans ce ménage, chaque individus consomme par jour 45.79815 Kg  de cereale; Prière de revoir les quantités prises de ces produits. Incohérence!! Dans ce ménage, chaque individus consomme par jour 45.79815 Kg  de cereale; Prière de revoir les quantités prises de ces produits.</w:t>
       </w:r>
     </w:p>
     <w:p>
@@ -4878,7 +4918,7 @@
         <w:rPr>
           <w:sz w:val="20"/>
         </w:rPr>
-        <w:t>- Attention ! Faucheuse a été achété à 3000 Fcfa est relativement élevé par rapport aux autres prix d'achat observés dans cette zone. Prière de corriger ou de confirmer avec le QG.</w:t>
+        <w:t>- Attention ! Faucheuse a été achété à 3000 Fcfa est relativement élevé par rapport aux autres prix d'achat observés dans cette zone. Prière de corriger ou de confirmer avec le QG. Attention ! Faucheuse a été revendu à 3000 Fcfa qui est relativement élevé par rapport aux autres prix de revente observés dans cette zone. Prière de corriger ou de confirmer avec le QG.</w:t>
       </w:r>
     </w:p>
     <w:p>
@@ -5312,7 +5352,7 @@
         <w:rPr>
           <w:sz w:val="20"/>
         </w:rPr>
-        <w:t>- Avertissement!! le prix unitaire (500 Fcfa) de Thé en sachet (unité: Sachets) de taille Moyen est très faible ou élevé. Prière de corriger ou de confirmer avec le QG. Incohérence!! Dans ce ménage, chaque individus consomme par jour 34.94196 Kg  de cereale; Prière de revoir les quantités prises de ces produits. Incohérence!! Dans ce ménage, chaque individus consomme par jour 34.94196 Kg  de cereale; Prière de revoir les quantités prises de ces produits.</w:t>
+        <w:t>- Attention ! Le prix unitaire d'achat (750 Fcfa) de Feuilles de  Haricot en Sachets (Moyen) est relativement élevé par rapport aux autres prix observés dans cette zone. Prière de corriger ou de confirmer avec le QG. Avertissement!! le prix unitaire (500 Fcfa) de Thé en sachet (unité: Sachets) de taille Moyen est très faible ou élevé. Prière de corriger ou de confirmer avec le QG. Incohérence!! Dans ce ménage, chaque individus consomme par jour 56.40625 Kg  de cereale; Prière de revoir les quantités prises de ces produits. Incohérence!! Dans ce ménage, chaque individus consomme par jour 56.40625 Kg  de cereale; Prière de revoir les quantités prises de ces produits.</w:t>
       </w:r>
     </w:p>
     <w:p>
@@ -6017,7 +6057,7 @@
         <w:rPr>
           <w:sz w:val="20"/>
         </w:rPr>
-        <w:t>- Avertissement!! La quantité (10.5 litre) du produit Huile de soja  consommée  par le ménage semble très élevé, prière de corriger ou confirmer avec le QG. Attention ! Le prix unitaire d'achat (900 Fcfa) de Huile de soja  en Bidon 20l (taille unique) est relativement faible par rapport aux autres prix observés dans cette zone. Prière de corriger ou de confirmer avec le QG. Avertissement!!! Le ménage a consommé 42 Pièce Petit de Poivron frais, cette quantité semble anormale pour une consommation des 7 derniers jours.Prière de corriger ou de confirmer avec le QG. Avertissement!!! Le ménage a consommé 5 Kg taille unique de Thé en sachet, cette quantité semble anormale pour une consommation des 7 derniers jours.Les ménages consomment géneralement en sachet ou en paquet, prière de corriger ou de confirmer avec le QG. Le prix d'achat unitaire (110 Fcfa) de Thé en sachet en Kg de taille  taille unique  est très faible, prière de regarder les reponses prises dans les questions s07bq07a s07bq07b s07bq07c s07bq08 pour mieux corriger. Avertissement!!!Le ménage a consommé 116 miche de Moyen de Pain moderne (Baguette)  ce qui semble incoherent pour une consommation aucours des 7 derniers jours, prière de verifier et corriger. Avertissement!!!Le ménage a consommé 61 Kg de taille unique de Riz local Gambiaka  ce qui semble incoherent pour une consommation aucours des 7 derniers jours, prière de verifier et corriger. Incohérence!! Dans ce ménage, chaque individus consomme par jour 7.189015 Kg  de cereale; Prière de revoir les quantités prises de ces produits. Incohérence!! Dans ce ménage, chaque individus consomme par jour 7.189015 Kg  de cereale; Prière de revoir les quantités prises de ces produits. Le prix d'achat unitaire (1 Fcfa) de Tamarin noir en Sachets de taille Petit  est invraisemblable, prière de regarder les reponses prises dans les questions s07bq07a s07bq07b s07bq07c s07bq08 pour mieux corriger. Attention ! Le prix unitaire d'achat (1 Fcfa) de Tamarin noir en Sachets (Petit) est relativement faible par rapport aux autres prix observés dans cette zone. Prière de corriger ou de confirmer avec le QG. Le prix d'achat unitaire (6000 Fcfa) de Café moulu en Kg de taille taille unique prière de regarder les reponses prises dans les questions s07bq07a s07bq07b s07bq07c s07bq08 pour mieux corriger.</w:t>
+        <w:t>- Attention ! Le prix unitaire d'achat (2000 Fcfa) de Pâte d'arachide en Kg (taille unique) est relativement élevé par rapport aux autres prix observés dans cette zone. Prière de corriger ou de confirmer avec le QG. Avertissement!! La quantité (10.5 litre) du produit Huile de soja  consommée  par le ménage semble très élevé, prière de corriger ou confirmer avec le QG. Attention ! Le prix unitaire d'achat (900 Fcfa) de Huile de soja  en Bidon 20l (taille unique) est relativement faible par rapport aux autres prix observés dans cette zone. Prière de corriger ou de confirmer avec le QG. Avertissement!!! Le ménage a consommé 42 Pièce Petit de Poivron frais, cette quantité semble anormale pour une consommation des 7 derniers jours.Prière de corriger ou de confirmer avec le QG. Avertissement!!! Le ménage a consommé 5 Kg taille unique de Thé en sachet, cette quantité semble anormale pour une consommation des 7 derniers jours.Les ménages consomment géneralement en sachet ou en paquet, prière de corriger ou de confirmer avec le QG. Le prix d'achat unitaire (110 Fcfa) de Thé en sachet en Kg de taille  taille unique  est très faible, prière de regarder les reponses prises dans les questions s07bq07a s07bq07b s07bq07c s07bq08 pour mieux corriger. Avertissement!!!Le ménage a consommé 116 miche de Moyen de Pain moderne (Baguette)  ce qui semble incoherent pour une consommation aucours des 7 derniers jours, prière de verifier et corriger. Avertissement!!!Le ménage a consommé 61 Kg de taille unique de Riz local Gambiaka  ce qui semble incoherent pour une consommation aucours des 7 derniers jours, prière de verifier et corriger. Incohérence!! Dans ce ménage, chaque individus consomme par jour 14.00305 Kg  de cereale; Prière de revoir les quantités prises de ces produits. Incohérence!! Dans ce ménage, chaque individus consomme par jour 14.00305 Kg  de cereale; Prière de revoir les quantités prises de ces produits. Le prix d'achat unitaire (1 Fcfa) de Tamarin noir en Sachets de taille Petit  est invraisemblable, prière de regarder les reponses prises dans les questions s07bq07a s07bq07b s07bq07c s07bq08 pour mieux corriger. Attention ! Le prix unitaire d'achat (1 Fcfa) de Tamarin noir en Sachets (Petit) est relativement faible par rapport aux autres prix observés dans cette zone. Prière de corriger ou de confirmer avec le QG. Le prix d'achat unitaire (6000 Fcfa) de Café moulu en Kg de taille taille unique prière de regarder les reponses prises dans les questions s07bq07a s07bq07b s07bq07c s07bq08 pour mieux corriger.</w:t>
       </w:r>
     </w:p>
     <w:p>
@@ -6147,7 +6187,7 @@
         <w:rPr>
           <w:sz w:val="20"/>
         </w:rPr>
-        <w:t>- L'entreprise lait cialler dit avoir réçu une somme sur la vente de ces produits transformés (s10q48 est differnt de 0) mais n'a depensé aucune somme sur l'achat des matières premières (s10q49==0), prière de fournir de l'effort pour estimer le montant obtenu en achat de matières premières. L'entreprise lait cialler est généralement une entreprise commerciale ou de service dont elle ne depense pas en achat de matières premières.Elle ne transforme pas de produit donc ne peut pas obtenir un montant sur la vente des produits transformés (10.48 ou 10.49). Prière de mettre 0 pour ces questions si elles ne font pas de transformation.</w:t>
+        <w:t>- L'entreprise lait cialler dit avoir réçu une somme sur la vente de ces produits transformés (s10q48 est differnt de 0) mais n'a depensé aucune somme sur l'achat des matières premières (s10q49==0), prière de fournir de l'effort pour estimer le montant obtenu en achat de matières premières. L'entreprise lait cialler est généralement une entreprise commerciale ou de service dont elle ne depense pas en achat de matières premières.Elle ne transforme pas de produit donc ne peut pas obtenir un montant sur la vente des produits transformés (10.48 ou 10.49). Prière de mettre 0 pour ces questions si elles ne font pas de transformation. Le salaire qu'une personne de cette catégorie (10.62) a travaillé(e) dans cette entreprise lait cialler est élevé ou faible. Prière de confirmer cette information avec le QG ou de corriger.</w:t>
       </w:r>
     </w:p>
     <w:p>
@@ -6320,6 +6360,8 @@
         <w:rPr>
           <w:sz w:val="20"/>
         </w:rPr>
+        <w:t xml:space="preserve">- Attention ! Houe/daba/hilaire a été revendu à 9000 Fcfa qui est relativement élevé par rapport aux autres prix de revente observés dans cette zone. Prière de corriger ou de confirmer avec le QG. </w:t>
+        <w:br/>
         <w:t xml:space="preserve">- Avertissement!! Le nombre (14)  de Charrettes est élevé, prière de corriger ou confirmer avec le QG. </w:t>
         <w:br/>
         <w:t>- Avertissement!! Le nombre (30)  de Hache/pioche est élevé, prière de corriger ou confirmer avec le QG. Avertissement!! L'âge (30 ans)  de Hache/pioche dans ce ménage semble être élevé, prière de corriger ou confirmer avec le QG.</w:t>
@@ -6775,7 +6817,7 @@
         <w:rPr>
           <w:sz w:val="20"/>
         </w:rPr>
-        <w:t>- Attention ! Le prix unitaire d'achat (3000 Fcfa) de Poivron frais en Kg (taille unique) est relativement élevé par rapport aux autres prix observés dans cette zone. Prière de corriger ou de confirmer avec le QG. Avertissement!! La quantité (5.5 litre) du produit Huile de soja  consommée  par le ménage semble très élevé, prière de corriger ou confirmer avec le QG. Avertissement!!! Le ménage a consommé .5 Kg taille unique de Thé en sachet, cette quantité semble anormale pour une consommation des 7 derniers jours.Les ménages consomment géneralement en sachet ou en paquet, prière de corriger ou de confirmer avec le QG. Avertissement!!! Le ménage a consommé 42 Pièce Petit de Cube alimentaire (Maggi, Jumbo, ), cette quantité semble anormale pour une consommation des 7 derniers jours.Prière de corriger ou de confirmer avec le QG. Incohérence!! Dans ce ménage, chaque individus consomme par jour 40.49 Kg  de cereale; Prière de revoir les quantités prises de ces produits. Le prix d'achat unitaire (200 Fcfa) de Citron en Kg de taille  taille unique  est très faible, prière de regarder les reponses prises dans les questions s07bq07a s07bq07b s07bq07c s07bq08 pour mieux corriger.</w:t>
+        <w:t>- Attention ! Le prix unitaire d'achat (3000 Fcfa) de Poivron frais en Kg (taille unique) est relativement élevé par rapport aux autres prix observés dans cette zone. Prière de corriger ou de confirmer avec le QG. Avertissement!! La quantité (5.5 litre) du produit Huile de soja  consommée  par le ménage semble très élevé, prière de corriger ou confirmer avec le QG. Avertissement!!! Le ménage a consommé .5 Kg taille unique de Thé en sachet, cette quantité semble anormale pour une consommation des 7 derniers jours.Les ménages consomment géneralement en sachet ou en paquet, prière de corriger ou de confirmer avec le QG. Avertissement!!! Le ménage a consommé 42 Pièce Petit de Cube alimentaire (Maggi, Jumbo, ), cette quantité semble anormale pour une consommation des 7 derniers jours.Prière de corriger ou de confirmer avec le QG. Attention ! Soupçons de quantité anormale! Le ménage de IBRAHIMA DIOP avec une taille de 5 personnes a consommé 42 Pièce en Petit de Cube alimentaire (Maggi, Jumbo, ) qui est relativement élevé comme consommation par rapport à la condition de vie des autres ménages de même taille dans cette zone. Prière de corriger ou de confirmer avec le QG. Incohérence!! Dans ce ménage, chaque individus consomme par jour 74.58571 Kg  de cereale; Prière de revoir les quantités prises de ces produits. Le prix d'achat unitaire (200 Fcfa) de Citron en Kg de taille  taille unique  est très faible, prière de regarder les reponses prises dans les questions s07bq07a s07bq07b s07bq07c s07bq08 pour mieux corriger.</w:t>
       </w:r>
     </w:p>
     <w:p>
@@ -7396,7 +7438,7 @@
         <w:rPr>
           <w:sz w:val="20"/>
         </w:rPr>
-        <w:t>- Attention ! Le prix unitaire d'achat (50 Fcfa) de Cube alimentaire (Maggi, Jumbo, ) en Cube (Moyen) est relativement élevé par rapport aux autres prix observés dans cette zone. Prière de corriger ou de confirmer avec le QG. Avertissement!! La quantité (4 litre) du produit Huile de soja  consommée  par le ménage semble très élevé, prière de corriger ou confirmer avec le QG. Avertissement!!! Le ménage a consommé 5 Verre ( à thé) taille unique de Thé en sachet, cette quantité semble anormale pour une consommation des 7 derniers jours.Les ménages consomment géneralement en sachet ou en paquet, prière de corriger ou de confirmer avec le QG. Avertissement!! le prix unitaire (500 Fcfa) de Thé en sachet (unité: Sachets) de taille Moyen est très faible ou élevé. Prière de corriger ou de confirmer avec le QG. Incohérence!! Dans ce ménage, chaque individus consomme par jour 10.8631 Kg  de cereale; Prière de revoir les quantités prises de ces produits.</w:t>
+        <w:t>- Attention ! Le prix unitaire d'achat (50 Fcfa) de Cube alimentaire (Maggi, Jumbo, ) en Cube (Moyen) est relativement élevé par rapport aux autres prix observés dans cette zone. Prière de corriger ou de confirmer avec le QG. Avertissement!! La quantité (4 litre) du produit Huile de soja  consommée  par le ménage semble très élevé, prière de corriger ou confirmer avec le QG. Avertissement!!! Le ménage a consommé 5 Verre ( à thé) taille unique de Thé en sachet, cette quantité semble anormale pour une consommation des 7 derniers jours.Les ménages consomment géneralement en sachet ou en paquet, prière de corriger ou de confirmer avec le QG. Avertissement!! le prix unitaire (500 Fcfa) de Thé en sachet (unité: Sachets) de taille Moyen est très faible ou élevé. Prière de corriger ou de confirmer avec le QG. Incohérence!! Dans ce ménage, chaque individus consomme par jour 18.16429 Kg  de cereale; Prière de revoir les quantités prises de ces produits.</w:t>
       </w:r>
     </w:p>
     <w:p>
@@ -8049,7 +8091,7 @@
         <w:rPr>
           <w:sz w:val="20"/>
         </w:rPr>
-        <w:t>- Attention ! Le prix unitaire d'achat (25 Fcfa) de Cube alimentaire (Maggi, Jumbo, ) en Cube (Moyen) est relativement faible par rapport aux autres prix observés dans cette zone. Prière de corriger ou de confirmer avec le QG. Avertissement!! La quantité (7 litre) du produit Huile de palme raffinée consommée  par le ménage semble très élevé, prière de corriger ou confirmer avec le QG. Avertissement!!! Le ménage a consommé 1 Carton Moyen de Thé en sachet, cette quantité semble anormale pour une consommation des 7 derniers jours.Les ménages consomment géneralement en sachet ou en paquet, prière de corriger ou de confirmer avec le QG. Avertissement!!! Le ménage a consommé 1 Carton Moyen de Thé en sachet. Difficile de consommer ce produit avec cette unité. Prière de verifier et corriger. Avertissement!!  le prix unitaire (1000 Fcfa) de Thé en sachet en Carton de taille Moyen est très faible ou élevé. Prière de corriger ou de confirmer avec le QG. Le Thé en sachet n'est généralement pas vendu en Carton de taille Moyen mais plutôt en paquet prière de confirmer cette information auprès de l'enqueté et corriger si nécessaire. Incohérence!! Dans ce ménage, chaque individus consomme par jour 18.05209 Kg  de cereale; Prière de revoir les quantités prises de ces produits. Incohérence!! Dans ce ménage, chaque individus consomme par jour 18.05209 Kg  de cereale; Prière de revoir les quantités prises de ces produits. Incohérence!! Dans ce ménage, chaque individus consomme par jour 18.05209 Kg  de cereale; Prière de revoir les quantités prises de ces produits.</w:t>
+        <w:t>- Attention ! Le prix unitaire d'achat (25 Fcfa) de Cube alimentaire (Maggi, Jumbo, ) en Cube (Moyen) est relativement faible par rapport aux autres prix observés dans cette zone. Prière de corriger ou de confirmer avec le QG. Avertissement!! La quantité (7 litre) du produit Huile de palme raffinée consommée  par le ménage semble très élevé, prière de corriger ou confirmer avec le QG. Avertissement!!! Le ménage a consommé 1 Carton Moyen de Thé en sachet, cette quantité semble anormale pour une consommation des 7 derniers jours.Les ménages consomment géneralement en sachet ou en paquet, prière de corriger ou de confirmer avec le QG. Avertissement!!! Le ménage a consommé 1 Carton Moyen de Thé en sachet. Difficile de consommer ce produit avec cette unité. Prière de verifier et corriger. Avertissement!!  le prix unitaire (1000 Fcfa) de Thé en sachet en Carton de taille Moyen est très faible ou élevé. Prière de corriger ou de confirmer avec le QG. Le Thé en sachet n'est généralement pas vendu en Carton de taille Moyen mais plutôt en paquet prière de confirmer cette information auprès de l'enqueté et corriger si nécessaire. Incohérence!! Dans ce ménage, chaque individus consomme par jour 46.50945 Kg  de cereale; Prière de revoir les quantités prises de ces produits. Incohérence!! Dans ce ménage, chaque individus consomme par jour 46.50945 Kg  de cereale; Prière de revoir les quantités prises de ces produits. Incohérence!! Dans ce ménage, chaque individus consomme par jour 46.50945 Kg  de cereale; Prière de revoir les quantités prises de ces produits.</w:t>
       </w:r>
     </w:p>
     <w:p>
@@ -8585,7 +8627,7 @@
         <w:br/>
         <w:t xml:space="preserve">- </w:t>
         <w:br/>
-        <w:t>- La section n'est pas renseignée pour MASSAR DIENG, prière de la renseigner.</w:t>
+        <w:t>- La section n'est pas renseignée pour KHARDIATA KA, prière de la renseigner.</w:t>
       </w:r>
     </w:p>
     <w:p>
